--- a/docs/audit/2026-practices.md.docx
+++ b/docs/audit/2026-practices.md.docx
@@ -7,7 +7,7 @@
         <w:pStyle w:val="Heading1"/>
         <w:rPr/>
       </w:pPr>
-      <w:bookmarkStart w:colFirst="0" w:colLast="0" w:name="_idi93ueu0jud" w:id="0"/>
+      <w:bookmarkStart w:colFirst="0" w:colLast="0" w:name="_pseqg2naprnr" w:id="0"/>
       <w:bookmarkEnd w:id="0"/>
       <w:r>
         <w:rPr>
@@ -169,6 +169,7 @@
           <w:numId w:val="3"/>
         </w:numPr>
         <w:ind w:left="720" w:hanging="360"/>
+        <w:rPr/>
       </w:pPr>
       <w:r>
         <w:rPr>
@@ -199,6 +200,7 @@
           <w:numId w:val="3"/>
         </w:numPr>
         <w:ind w:left="720" w:hanging="360"/>
+        <w:rPr/>
       </w:pPr>
       <w:r>
         <w:rPr>
@@ -317,7 +319,7 @@
         <w:pStyle w:val="Heading2"/>
         <w:rPr/>
       </w:pPr>
-      <w:bookmarkStart w:colFirst="0" w:colLast="0" w:name="_o6aq38c8k8xx" w:id="1"/>
+      <w:bookmarkStart w:colFirst="0" w:colLast="0" w:name="_9zqlkkdz74s9" w:id="1"/>
       <w:bookmarkEnd w:id="1"/>
       <w:r>
         <w:rPr>
@@ -1891,7 +1893,7 @@
         <w:pStyle w:val="Heading2"/>
         <w:rPr/>
       </w:pPr>
-      <w:bookmarkStart w:colFirst="0" w:colLast="0" w:name="_l2kyshq24n88" w:id="2"/>
+      <w:bookmarkStart w:colFirst="0" w:colLast="0" w:name="_u0gv33n60ixt" w:id="2"/>
       <w:bookmarkEnd w:id="2"/>
       <w:r>
         <w:rPr>
@@ -1905,7 +1907,7 @@
         <w:pStyle w:val="Heading3"/>
         <w:rPr/>
       </w:pPr>
-      <w:bookmarkStart w:colFirst="0" w:colLast="0" w:name="_9ljuu8plow1" w:id="3"/>
+      <w:bookmarkStart w:colFirst="0" w:colLast="0" w:name="_7egkozps4sat" w:id="3"/>
       <w:bookmarkEnd w:id="3"/>
       <w:r>
         <w:rPr>
@@ -1985,6 +1987,7 @@
           <w:numId w:val="3"/>
         </w:numPr>
         <w:ind w:left="720" w:hanging="360"/>
+        <w:rPr/>
       </w:pPr>
       <w:r>
         <w:rPr>
@@ -2032,6 +2035,7 @@
           <w:numId w:val="3"/>
         </w:numPr>
         <w:ind w:left="720" w:hanging="360"/>
+        <w:rPr/>
       </w:pPr>
       <w:r>
         <w:rPr>
@@ -2063,6 +2067,7 @@
           <w:numId w:val="3"/>
         </w:numPr>
         <w:ind w:left="720" w:hanging="360"/>
+        <w:rPr/>
       </w:pPr>
       <w:r>
         <w:rPr>
@@ -2094,6 +2099,7 @@
           <w:numId w:val="3"/>
         </w:numPr>
         <w:ind w:left="720" w:hanging="360"/>
+        <w:rPr/>
       </w:pPr>
       <w:r>
         <w:rPr>
@@ -2139,6 +2145,7 @@
           <w:numId w:val="3"/>
         </w:numPr>
         <w:ind w:left="720" w:hanging="360"/>
+        <w:rPr/>
       </w:pPr>
       <w:r>
         <w:rPr>
@@ -2338,6 +2345,7 @@
           <w:numId w:val="3"/>
         </w:numPr>
         <w:ind w:left="720" w:hanging="360"/>
+        <w:rPr/>
       </w:pPr>
       <w:r>
         <w:rPr>
@@ -2383,6 +2391,7 @@
           <w:numId w:val="3"/>
         </w:numPr>
         <w:ind w:left="720" w:hanging="360"/>
+        <w:rPr/>
       </w:pPr>
       <w:r>
         <w:rPr>
@@ -2574,7 +2583,7 @@
         <w:pStyle w:val="Heading3"/>
         <w:rPr/>
       </w:pPr>
-      <w:bookmarkStart w:colFirst="0" w:colLast="0" w:name="_wgk005dn7043" w:id="4"/>
+      <w:bookmarkStart w:colFirst="0" w:colLast="0" w:name="_vco6kp8o453t" w:id="4"/>
       <w:bookmarkEnd w:id="4"/>
       <w:r>
         <w:rPr>
@@ -2590,6 +2599,7 @@
           <w:numId w:val="3"/>
         </w:numPr>
         <w:ind w:left="720" w:hanging="360"/>
+        <w:rPr/>
       </w:pPr>
       <w:r>
         <w:rPr>
@@ -2675,6 +2685,7 @@
           <w:numId w:val="3"/>
         </w:numPr>
         <w:ind w:left="720" w:hanging="360"/>
+        <w:rPr/>
       </w:pPr>
       <w:r>
         <w:rPr>
@@ -2732,6 +2743,7 @@
           <w:numId w:val="3"/>
         </w:numPr>
         <w:ind w:left="720" w:hanging="360"/>
+        <w:rPr/>
       </w:pPr>
       <w:r>
         <w:rPr>
@@ -2831,6 +2843,7 @@
           <w:numId w:val="3"/>
         </w:numPr>
         <w:ind w:left="720" w:hanging="360"/>
+        <w:rPr/>
       </w:pPr>
       <w:r>
         <w:rPr>
@@ -2874,6 +2887,7 @@
           <w:numId w:val="3"/>
         </w:numPr>
         <w:ind w:left="720" w:hanging="360"/>
+        <w:rPr/>
       </w:pPr>
       <w:r>
         <w:rPr>
@@ -2943,7 +2957,7 @@
         <w:pStyle w:val="Heading3"/>
         <w:rPr/>
       </w:pPr>
-      <w:bookmarkStart w:colFirst="0" w:colLast="0" w:name="_k4cgoz9ku8tn" w:id="5"/>
+      <w:bookmarkStart w:colFirst="0" w:colLast="0" w:name="_1svxmpyzqzhc" w:id="5"/>
       <w:bookmarkEnd w:id="5"/>
       <w:r>
         <w:rPr>
@@ -2959,6 +2973,7 @@
           <w:numId w:val="3"/>
         </w:numPr>
         <w:ind w:left="720" w:hanging="360"/>
+        <w:rPr/>
       </w:pPr>
       <w:r>
         <w:rPr>
@@ -3016,6 +3031,7 @@
           <w:numId w:val="3"/>
         </w:numPr>
         <w:ind w:left="720" w:hanging="360"/>
+        <w:rPr/>
       </w:pPr>
       <w:r>
         <w:rPr>
@@ -3039,6 +3055,7 @@
           <w:numId w:val="3"/>
         </w:numPr>
         <w:ind w:left="720" w:hanging="360"/>
+        <w:rPr/>
       </w:pPr>
       <w:r>
         <w:rPr>
@@ -3105,6 +3122,7 @@
           <w:numId w:val="3"/>
         </w:numPr>
         <w:ind w:left="720" w:hanging="360"/>
+        <w:rPr/>
       </w:pPr>
       <w:r>
         <w:rPr>
@@ -3126,7 +3144,7 @@
         <w:pStyle w:val="Heading3"/>
         <w:rPr/>
       </w:pPr>
-      <w:bookmarkStart w:colFirst="0" w:colLast="0" w:name="_fjaeelrm8rxp" w:id="6"/>
+      <w:bookmarkStart w:colFirst="0" w:colLast="0" w:name="_c2uxqdltlhed" w:id="6"/>
       <w:bookmarkEnd w:id="6"/>
       <w:r>
         <w:rPr>
@@ -3191,7 +3209,7 @@
         <w:pStyle w:val="Heading2"/>
         <w:rPr/>
       </w:pPr>
-      <w:bookmarkStart w:colFirst="0" w:colLast="0" w:name="_bhm2625f3ilh" w:id="7"/>
+      <w:bookmarkStart w:colFirst="0" w:colLast="0" w:name="_rd2sgcs219vv" w:id="7"/>
       <w:bookmarkEnd w:id="7"/>
       <w:r>
         <w:rPr>
@@ -3205,7 +3223,7 @@
         <w:pStyle w:val="Heading3"/>
         <w:rPr/>
       </w:pPr>
-      <w:bookmarkStart w:colFirst="0" w:colLast="0" w:name="_ao5noxfgq08y" w:id="8"/>
+      <w:bookmarkStart w:colFirst="0" w:colLast="0" w:name="_uznjzbqyaxqn" w:id="8"/>
       <w:bookmarkEnd w:id="8"/>
       <w:r>
         <w:rPr>
@@ -3267,6 +3285,7 @@
           <w:numId w:val="3"/>
         </w:numPr>
         <w:ind w:left="720" w:hanging="360"/>
+        <w:rPr/>
       </w:pPr>
       <w:r>
         <w:rPr>
@@ -3296,6 +3315,7 @@
           <w:numId w:val="3"/>
         </w:numPr>
         <w:ind w:left="720" w:hanging="360"/>
+        <w:rPr/>
       </w:pPr>
       <w:r>
         <w:rPr>
@@ -3319,6 +3339,7 @@
           <w:numId w:val="3"/>
         </w:numPr>
         <w:ind w:left="720" w:hanging="360"/>
+        <w:rPr/>
       </w:pPr>
       <w:r>
         <w:rPr>
@@ -3334,6 +3355,7 @@
           <w:numId w:val="3"/>
         </w:numPr>
         <w:ind w:left="720" w:hanging="360"/>
+        <w:rPr/>
       </w:pPr>
       <w:r>
         <w:rPr>
@@ -3349,6 +3371,7 @@
           <w:numId w:val="3"/>
         </w:numPr>
         <w:ind w:left="720" w:hanging="360"/>
+        <w:rPr/>
       </w:pPr>
       <w:r>
         <w:rPr>
@@ -3550,7 +3573,7 @@
         <w:pStyle w:val="Heading3"/>
         <w:rPr/>
       </w:pPr>
-      <w:bookmarkStart w:colFirst="0" w:colLast="0" w:name="_rwkwfmqdr0zd" w:id="9"/>
+      <w:bookmarkStart w:colFirst="0" w:colLast="0" w:name="_mclm3x2clgrp" w:id="9"/>
       <w:bookmarkEnd w:id="9"/>
       <w:r>
         <w:rPr>
@@ -3566,6 +3589,7 @@
           <w:numId w:val="3"/>
         </w:numPr>
         <w:ind w:left="720" w:hanging="360"/>
+        <w:rPr/>
       </w:pPr>
       <w:r>
         <w:rPr>
@@ -3637,6 +3661,7 @@
           <w:numId w:val="3"/>
         </w:numPr>
         <w:ind w:left="720" w:hanging="360"/>
+        <w:rPr/>
       </w:pPr>
       <w:r>
         <w:rPr>
@@ -3780,6 +3805,7 @@
           <w:numId w:val="3"/>
         </w:numPr>
         <w:ind w:left="720" w:hanging="360"/>
+        <w:rPr/>
       </w:pPr>
       <w:r>
         <w:rPr>
@@ -3879,6 +3905,7 @@
           <w:numId w:val="3"/>
         </w:numPr>
         <w:ind w:left="720" w:hanging="360"/>
+        <w:rPr/>
       </w:pPr>
       <w:r>
         <w:rPr>
@@ -3964,6 +3991,7 @@
           <w:numId w:val="3"/>
         </w:numPr>
         <w:ind w:left="720" w:hanging="360"/>
+        <w:rPr/>
       </w:pPr>
       <w:r>
         <w:rPr>
@@ -3979,6 +4007,7 @@
           <w:numId w:val="3"/>
         </w:numPr>
         <w:ind w:left="1440" w:hanging="360"/>
+        <w:rPr/>
       </w:pPr>
       <w:r>
         <w:rPr>
@@ -4002,6 +4031,7 @@
           <w:numId w:val="3"/>
         </w:numPr>
         <w:ind w:left="1440" w:hanging="360"/>
+        <w:rPr/>
       </w:pPr>
       <w:r>
         <w:rPr>
@@ -4053,6 +4083,7 @@
           <w:numId w:val="3"/>
         </w:numPr>
         <w:ind w:left="1440" w:hanging="360"/>
+        <w:rPr/>
       </w:pPr>
       <w:r>
         <w:rPr>
@@ -4090,6 +4121,7 @@
           <w:numId w:val="3"/>
         </w:numPr>
         <w:ind w:left="720" w:hanging="360"/>
+        <w:rPr/>
       </w:pPr>
       <w:r>
         <w:rPr>
@@ -4161,6 +4193,7 @@
           <w:numId w:val="3"/>
         </w:numPr>
         <w:ind w:left="720" w:hanging="360"/>
+        <w:rPr/>
       </w:pPr>
       <w:r>
         <w:rPr>
@@ -4250,6 +4283,7 @@
           <w:numId w:val="3"/>
         </w:numPr>
         <w:ind w:left="720" w:hanging="360"/>
+        <w:rPr/>
       </w:pPr>
       <w:r>
         <w:rPr>
@@ -4377,6 +4411,7 @@
           <w:numId w:val="3"/>
         </w:numPr>
         <w:ind w:left="720" w:hanging="360"/>
+        <w:rPr/>
       </w:pPr>
       <w:r>
         <w:rPr>
@@ -4418,7 +4453,7 @@
         <w:pStyle w:val="Heading3"/>
         <w:rPr/>
       </w:pPr>
-      <w:bookmarkStart w:colFirst="0" w:colLast="0" w:name="_k1ak52ykwn5k" w:id="10"/>
+      <w:bookmarkStart w:colFirst="0" w:colLast="0" w:name="_pog35olijb5j" w:id="10"/>
       <w:bookmarkEnd w:id="10"/>
       <w:r>
         <w:rPr>
@@ -4434,6 +4469,7 @@
           <w:numId w:val="3"/>
         </w:numPr>
         <w:ind w:left="720" w:hanging="360"/>
+        <w:rPr/>
       </w:pPr>
       <w:r>
         <w:rPr>
@@ -4463,6 +4499,7 @@
           <w:numId w:val="3"/>
         </w:numPr>
         <w:ind w:left="720" w:hanging="360"/>
+        <w:rPr/>
       </w:pPr>
       <w:r>
         <w:rPr>
@@ -4604,6 +4641,7 @@
           <w:numId w:val="3"/>
         </w:numPr>
         <w:ind w:left="720" w:hanging="360"/>
+        <w:rPr/>
       </w:pPr>
       <w:r>
         <w:rPr>
@@ -4661,6 +4699,7 @@
           <w:numId w:val="3"/>
         </w:numPr>
         <w:ind w:left="720" w:hanging="360"/>
+        <w:rPr/>
       </w:pPr>
       <w:r>
         <w:rPr>
@@ -4714,7 +4753,7 @@
         <w:pStyle w:val="Heading2"/>
         <w:rPr/>
       </w:pPr>
-      <w:bookmarkStart w:colFirst="0" w:colLast="0" w:name="_ap1alqhy5zlp" w:id="11"/>
+      <w:bookmarkStart w:colFirst="0" w:colLast="0" w:name="_xo4wlspvrttb" w:id="11"/>
       <w:bookmarkEnd w:id="11"/>
       <w:r>
         <w:rPr>
@@ -4728,7 +4767,7 @@
         <w:pStyle w:val="Heading3"/>
         <w:rPr/>
       </w:pPr>
-      <w:bookmarkStart w:colFirst="0" w:colLast="0" w:name="_ay5m9turfoog" w:id="12"/>
+      <w:bookmarkStart w:colFirst="0" w:colLast="0" w:name="_6io37mrcqnr0" w:id="12"/>
       <w:bookmarkEnd w:id="12"/>
       <w:r>
         <w:rPr>
@@ -4902,6 +4941,7 @@
           <w:numId w:val="3"/>
         </w:numPr>
         <w:ind w:left="720" w:hanging="360"/>
+        <w:rPr/>
       </w:pPr>
       <w:r>
         <w:rPr>
@@ -4989,6 +5029,7 @@
           <w:numId w:val="3"/>
         </w:numPr>
         <w:ind w:left="720" w:hanging="360"/>
+        <w:rPr/>
       </w:pPr>
       <w:r>
         <w:rPr>
@@ -5112,7 +5153,7 @@
         <w:pStyle w:val="Heading3"/>
         <w:rPr/>
       </w:pPr>
-      <w:bookmarkStart w:colFirst="0" w:colLast="0" w:name="_c3qyi0j7pyfa" w:id="13"/>
+      <w:bookmarkStart w:colFirst="0" w:colLast="0" w:name="_jaf2bi2gjlu0" w:id="13"/>
       <w:bookmarkEnd w:id="13"/>
       <w:r>
         <w:rPr>
@@ -5128,6 +5169,7 @@
           <w:numId w:val="3"/>
         </w:numPr>
         <w:ind w:left="720" w:hanging="360"/>
+        <w:rPr/>
       </w:pPr>
       <w:r>
         <w:rPr>
@@ -5213,6 +5255,7 @@
           <w:numId w:val="3"/>
         </w:numPr>
         <w:ind w:left="720" w:hanging="360"/>
+        <w:rPr/>
       </w:pPr>
       <w:r>
         <w:rPr>
@@ -5285,6 +5328,7 @@
           <w:numId w:val="3"/>
         </w:numPr>
         <w:ind w:left="720" w:hanging="360"/>
+        <w:rPr/>
       </w:pPr>
       <w:r>
         <w:rPr>
@@ -5328,6 +5372,7 @@
           <w:numId w:val="3"/>
         </w:numPr>
         <w:ind w:left="720" w:hanging="360"/>
+        <w:rPr/>
       </w:pPr>
       <w:r>
         <w:rPr>
@@ -5385,6 +5430,7 @@
           <w:numId w:val="3"/>
         </w:numPr>
         <w:ind w:left="720" w:hanging="360"/>
+        <w:rPr/>
       </w:pPr>
       <w:r>
         <w:rPr>
@@ -5442,6 +5488,7 @@
           <w:numId w:val="3"/>
         </w:numPr>
         <w:ind w:left="720" w:hanging="360"/>
+        <w:rPr/>
       </w:pPr>
       <w:r>
         <w:rPr>
@@ -5499,6 +5546,7 @@
           <w:numId w:val="3"/>
         </w:numPr>
         <w:ind w:left="720" w:hanging="360"/>
+        <w:rPr/>
       </w:pPr>
       <w:r>
         <w:rPr>
@@ -5554,7 +5602,7 @@
         <w:pStyle w:val="Heading3"/>
         <w:rPr/>
       </w:pPr>
-      <w:bookmarkStart w:colFirst="0" w:colLast="0" w:name="_568jkjrakacw" w:id="14"/>
+      <w:bookmarkStart w:colFirst="0" w:colLast="0" w:name="_aa4pt0vuwshl" w:id="14"/>
       <w:bookmarkEnd w:id="14"/>
       <w:r>
         <w:rPr>
@@ -5570,6 +5618,7 @@
           <w:numId w:val="3"/>
         </w:numPr>
         <w:ind w:left="720" w:hanging="360"/>
+        <w:rPr/>
       </w:pPr>
       <w:r>
         <w:rPr>
@@ -5663,6 +5712,7 @@
           <w:numId w:val="3"/>
         </w:numPr>
         <w:ind w:left="720" w:hanging="360"/>
+        <w:rPr/>
       </w:pPr>
       <w:r>
         <w:rPr>
@@ -5720,6 +5770,7 @@
           <w:numId w:val="3"/>
         </w:numPr>
         <w:ind w:left="720" w:hanging="360"/>
+        <w:rPr/>
       </w:pPr>
       <w:r>
         <w:rPr>
@@ -5785,6 +5836,7 @@
           <w:numId w:val="3"/>
         </w:numPr>
         <w:ind w:left="720" w:hanging="360"/>
+        <w:rPr/>
       </w:pPr>
       <w:r>
         <w:rPr>
@@ -5893,6 +5945,7 @@
           <w:numId w:val="3"/>
         </w:numPr>
         <w:ind w:left="720" w:hanging="360"/>
+        <w:rPr/>
       </w:pPr>
       <w:r>
         <w:rPr>
@@ -5946,7 +5999,7 @@
         <w:pStyle w:val="Heading2"/>
         <w:rPr/>
       </w:pPr>
-      <w:bookmarkStart w:colFirst="0" w:colLast="0" w:name="_oujscbvwp4bt" w:id="15"/>
+      <w:bookmarkStart w:colFirst="0" w:colLast="0" w:name="_8bm1esyl5aup" w:id="15"/>
       <w:bookmarkEnd w:id="15"/>
       <w:r>
         <w:rPr>
@@ -5960,7 +6013,7 @@
         <w:pStyle w:val="Heading3"/>
         <w:rPr/>
       </w:pPr>
-      <w:bookmarkStart w:colFirst="0" w:colLast="0" w:name="_dvvcdsuj1g8l" w:id="16"/>
+      <w:bookmarkStart w:colFirst="0" w:colLast="0" w:name="_8mu12plzcrtc" w:id="16"/>
       <w:bookmarkEnd w:id="16"/>
       <w:r>
         <w:rPr>
@@ -5976,6 +6029,7 @@
           <w:numId w:val="2"/>
         </w:numPr>
         <w:ind w:left="720" w:hanging="360"/>
+        <w:rPr/>
       </w:pPr>
       <w:r>
         <w:rPr>
@@ -6089,6 +6143,7 @@
           <w:numId w:val="2"/>
         </w:numPr>
         <w:ind w:left="720" w:hanging="360"/>
+        <w:rPr/>
       </w:pPr>
       <w:r>
         <w:rPr>
@@ -6202,6 +6257,7 @@
           <w:numId w:val="2"/>
         </w:numPr>
         <w:ind w:left="720" w:hanging="360"/>
+        <w:rPr/>
       </w:pPr>
       <w:r>
         <w:rPr>
@@ -6285,6 +6341,7 @@
           <w:numId w:val="2"/>
         </w:numPr>
         <w:ind w:left="720" w:hanging="360"/>
+        <w:rPr/>
       </w:pPr>
       <w:r>
         <w:rPr>
@@ -6320,7 +6377,7 @@
         <w:pStyle w:val="Heading3"/>
         <w:rPr/>
       </w:pPr>
-      <w:bookmarkStart w:colFirst="0" w:colLast="0" w:name="_tmzwkt7n592z" w:id="17"/>
+      <w:bookmarkStart w:colFirst="0" w:colLast="0" w:name="_x6tazkfpwh9t" w:id="17"/>
       <w:bookmarkEnd w:id="17"/>
       <w:r>
         <w:rPr>
@@ -6336,6 +6393,7 @@
           <w:numId w:val="4"/>
         </w:numPr>
         <w:ind w:left="720" w:hanging="360"/>
+        <w:rPr/>
       </w:pPr>
       <w:r>
         <w:rPr>
@@ -6413,6 +6471,11 @@
           <w:rtl w:val="0"/>
         </w:rPr>
         <w:t xml:space="preserve"> “Never follow symlinks”). Escape → throw, not rewrite.</w:t>
+      </w:r>
+      <w:r>
+        <w:rPr>
+          <w:rtl w:val="0"/>
+        </w:rPr>
       </w:r>
     </w:p>
     <w:p>
@@ -6422,6 +6485,7 @@
           <w:numId w:val="4"/>
         </w:numPr>
         <w:ind w:left="720" w:hanging="360"/>
+        <w:rPr/>
       </w:pPr>
       <w:r>
         <w:rPr>
@@ -6563,6 +6627,7 @@
           <w:numId w:val="4"/>
         </w:numPr>
         <w:ind w:left="720" w:hanging="360"/>
+        <w:rPr/>
       </w:pPr>
       <w:r>
         <w:rPr>
@@ -6676,6 +6741,7 @@
           <w:numId w:val="4"/>
         </w:numPr>
         <w:ind w:left="720" w:hanging="360"/>
+        <w:rPr/>
       </w:pPr>
       <w:r>
         <w:rPr>
@@ -6845,6 +6911,7 @@
           <w:numId w:val="4"/>
         </w:numPr>
         <w:ind w:left="720" w:hanging="360"/>
+        <w:rPr/>
       </w:pPr>
       <w:r>
         <w:rPr>
@@ -6888,6 +6955,7 @@
           <w:numId w:val="4"/>
         </w:numPr>
         <w:ind w:left="720" w:hanging="360"/>
+        <w:rPr/>
       </w:pPr>
       <w:r>
         <w:rPr>
@@ -6931,6 +6999,7 @@
           <w:numId w:val="4"/>
         </w:numPr>
         <w:ind w:left="720" w:hanging="360"/>
+        <w:rPr/>
       </w:pPr>
       <w:r>
         <w:rPr>
@@ -6990,6 +7059,7 @@
           <w:numId w:val="4"/>
         </w:numPr>
         <w:ind w:left="720" w:hanging="360"/>
+        <w:rPr/>
       </w:pPr>
       <w:r>
         <w:rPr>
@@ -7033,6 +7103,7 @@
           <w:numId w:val="4"/>
         </w:numPr>
         <w:ind w:left="720" w:hanging="360"/>
+        <w:rPr/>
       </w:pPr>
       <w:r>
         <w:rPr>
@@ -7118,6 +7189,7 @@
           <w:numId w:val="4"/>
         </w:numPr>
         <w:ind w:left="720" w:hanging="360"/>
+        <w:rPr/>
       </w:pPr>
       <w:r>
         <w:rPr>
@@ -7181,7 +7253,7 @@
         <w:pStyle w:val="Heading3"/>
         <w:rPr/>
       </w:pPr>
-      <w:bookmarkStart w:colFirst="0" w:colLast="0" w:name="_fr07e55vtkam" w:id="18"/>
+      <w:bookmarkStart w:colFirst="0" w:colLast="0" w:name="_ghmpezyvmr0x" w:id="18"/>
       <w:bookmarkEnd w:id="18"/>
       <w:r>
         <w:rPr>
@@ -7274,7 +7346,7 @@
         <w:pStyle w:val="Heading2"/>
         <w:rPr/>
       </w:pPr>
-      <w:bookmarkStart w:colFirst="0" w:colLast="0" w:name="_z3tp56wrkkr" w:id="19"/>
+      <w:bookmarkStart w:colFirst="0" w:colLast="0" w:name="_2mcgztqf4oe1" w:id="19"/>
       <w:bookmarkEnd w:id="19"/>
       <w:r>
         <w:rPr>
@@ -7288,7 +7360,7 @@
         <w:pStyle w:val="Heading3"/>
         <w:rPr/>
       </w:pPr>
-      <w:bookmarkStart w:colFirst="0" w:colLast="0" w:name="_c3r334durkmb" w:id="20"/>
+      <w:bookmarkStart w:colFirst="0" w:colLast="0" w:name="_3mcrn8lx1pcx" w:id="20"/>
       <w:bookmarkEnd w:id="20"/>
       <w:r>
         <w:rPr>
@@ -7304,6 +7376,7 @@
           <w:numId w:val="4"/>
         </w:numPr>
         <w:ind w:left="720" w:hanging="360"/>
+        <w:rPr/>
       </w:pPr>
       <w:r>
         <w:rPr>
@@ -7327,6 +7400,7 @@
           <w:numId w:val="4"/>
         </w:numPr>
         <w:ind w:left="720" w:hanging="360"/>
+        <w:rPr/>
       </w:pPr>
       <w:r>
         <w:rPr>
@@ -7363,6 +7437,7 @@
           <w:numId w:val="4"/>
         </w:numPr>
         <w:ind w:left="720" w:hanging="360"/>
+        <w:rPr/>
       </w:pPr>
       <w:r>
         <w:rPr>
@@ -7370,6 +7445,11 @@
           <w:rtl w:val="0"/>
         </w:rPr>
         <w:t xml:space="preserve">Renderer sandbox + contextIsolation; Zod IPC; 16/80 ms stream batch; transcript virtualize ≥160 rows; files panel page 200</w:t>
+      </w:r>
+      <w:r>
+        <w:rPr>
+          <w:rtl w:val="0"/>
+        </w:rPr>
       </w:r>
     </w:p>
     <w:p>
@@ -7379,6 +7459,7 @@
           <w:numId w:val="4"/>
         </w:numPr>
         <w:ind w:left="720" w:hanging="360"/>
+        <w:rPr/>
       </w:pPr>
       <w:r>
         <w:rPr>
@@ -7449,6 +7530,7 @@
           <w:numId w:val="4"/>
         </w:numPr>
         <w:ind w:left="720" w:hanging="360"/>
+        <w:rPr/>
       </w:pPr>
       <w:r>
         <w:rPr>
@@ -7491,6 +7573,7 @@
           <w:numId w:val="4"/>
         </w:numPr>
         <w:ind w:left="720" w:hanging="360"/>
+        <w:rPr/>
       </w:pPr>
       <w:r>
         <w:rPr>
@@ -7520,6 +7603,7 @@
           <w:numId w:val="4"/>
         </w:numPr>
         <w:ind w:left="720" w:hanging="360"/>
+        <w:rPr/>
       </w:pPr>
       <w:r>
         <w:rPr>
@@ -7533,7 +7617,7 @@
         <w:pStyle w:val="Heading3"/>
         <w:rPr/>
       </w:pPr>
-      <w:bookmarkStart w:colFirst="0" w:colLast="0" w:name="_mhag787j7ck" w:id="21"/>
+      <w:bookmarkStart w:colFirst="0" w:colLast="0" w:name="_4uq8fgnhw5pg" w:id="21"/>
       <w:bookmarkEnd w:id="21"/>
       <w:r>
         <w:rPr>
@@ -7599,6 +7683,7 @@
           <w:numId w:val="1"/>
         </w:numPr>
         <w:ind w:left="720" w:hanging="360"/>
+        <w:rPr/>
       </w:pPr>
       <w:r>
         <w:rPr>
@@ -7628,6 +7713,7 @@
           <w:numId w:val="1"/>
         </w:numPr>
         <w:ind w:left="720" w:hanging="360"/>
+        <w:rPr/>
       </w:pPr>
       <w:r>
         <w:rPr>
@@ -7671,6 +7757,7 @@
           <w:numId w:val="1"/>
         </w:numPr>
         <w:ind w:left="720" w:hanging="360"/>
+        <w:rPr/>
       </w:pPr>
       <w:r>
         <w:rPr>
@@ -7686,6 +7773,7 @@
           <w:numId w:val="1"/>
         </w:numPr>
         <w:ind w:left="720" w:hanging="360"/>
+        <w:rPr/>
       </w:pPr>
       <w:r>
         <w:rPr>
@@ -7701,6 +7789,7 @@
           <w:numId w:val="1"/>
         </w:numPr>
         <w:ind w:left="720" w:hanging="360"/>
+        <w:rPr/>
       </w:pPr>
       <w:r>
         <w:rPr>
@@ -7758,6 +7847,7 @@
           <w:numId w:val="1"/>
         </w:numPr>
         <w:ind w:left="720" w:hanging="360"/>
+        <w:rPr/>
       </w:pPr>
       <w:r>
         <w:rPr>
@@ -7771,7 +7861,7 @@
         <w:pStyle w:val="Heading3"/>
         <w:rPr/>
       </w:pPr>
-      <w:bookmarkStart w:colFirst="0" w:colLast="0" w:name="_i4rxi13gty2s" w:id="22"/>
+      <w:bookmarkStart w:colFirst="0" w:colLast="0" w:name="_m8bm26txew2i" w:id="22"/>
       <w:bookmarkEnd w:id="22"/>
       <w:r>
         <w:rPr>
@@ -7787,6 +7877,7 @@
           <w:numId w:val="5"/>
         </w:numPr>
         <w:ind w:left="720" w:hanging="360"/>
+        <w:rPr/>
       </w:pPr>
       <w:r>
         <w:rPr>
@@ -7802,6 +7893,7 @@
           <w:numId w:val="5"/>
         </w:numPr>
         <w:ind w:left="720" w:hanging="360"/>
+        <w:rPr/>
       </w:pPr>
       <w:r>
         <w:rPr>
@@ -7831,6 +7923,7 @@
           <w:numId w:val="5"/>
         </w:numPr>
         <w:ind w:left="720" w:hanging="360"/>
+        <w:rPr/>
       </w:pPr>
       <w:r>
         <w:rPr>
@@ -7846,6 +7939,7 @@
           <w:numId w:val="5"/>
         </w:numPr>
         <w:ind w:left="720" w:hanging="360"/>
+        <w:rPr/>
       </w:pPr>
       <w:r>
         <w:rPr>
@@ -7875,6 +7969,7 @@
           <w:numId w:val="5"/>
         </w:numPr>
         <w:ind w:left="720" w:hanging="360"/>
+        <w:rPr/>
       </w:pPr>
       <w:r>
         <w:rPr>
@@ -7904,6 +7999,7 @@
           <w:numId w:val="5"/>
         </w:numPr>
         <w:ind w:left="720" w:hanging="360"/>
+        <w:rPr/>
       </w:pPr>
       <w:r>
         <w:rPr>
@@ -7919,6 +8015,7 @@
           <w:numId w:val="5"/>
         </w:numPr>
         <w:ind w:left="720" w:hanging="360"/>
+        <w:rPr/>
       </w:pPr>
       <w:r>
         <w:rPr>
@@ -7962,6 +8059,7 @@
           <w:numId w:val="5"/>
         </w:numPr>
         <w:ind w:left="720" w:hanging="360"/>
+        <w:rPr/>
       </w:pPr>
       <w:r>
         <w:rPr>
@@ -8015,7 +8113,7 @@
         <w:pStyle w:val="Heading2"/>
         <w:rPr/>
       </w:pPr>
-      <w:bookmarkStart w:colFirst="0" w:colLast="0" w:name="_uoglp0t13egm" w:id="23"/>
+      <w:bookmarkStart w:colFirst="0" w:colLast="0" w:name="_7ndjhqcjoxk0" w:id="23"/>
       <w:bookmarkEnd w:id="23"/>
       <w:r>
         <w:rPr>
@@ -8678,7 +8776,7 @@
         <w:pStyle w:val="Heading2"/>
         <w:rPr/>
       </w:pPr>
-      <w:bookmarkStart w:colFirst="0" w:colLast="0" w:name="_nz4zlntqp61a" w:id="24"/>
+      <w:bookmarkStart w:colFirst="0" w:colLast="0" w:name="_upmg28q7wt27" w:id="24"/>
       <w:bookmarkEnd w:id="24"/>
       <w:r>
         <w:rPr>
@@ -10346,7 +10444,7 @@
         <w:pStyle w:val="Heading2"/>
         <w:rPr/>
       </w:pPr>
-      <w:bookmarkStart w:colFirst="0" w:colLast="0" w:name="_h5amvt7ku1vy" w:id="25"/>
+      <w:bookmarkStart w:colFirst="0" w:colLast="0" w:name="_f2n432i3h7og" w:id="25"/>
       <w:bookmarkEnd w:id="25"/>
       <w:r>
         <w:rPr>
@@ -10362,6 +10460,7 @@
           <w:numId w:val="5"/>
         </w:numPr>
         <w:ind w:left="720" w:hanging="360"/>
+        <w:rPr/>
       </w:pPr>
       <w:r>
         <w:rPr>
@@ -10377,6 +10476,7 @@
           <w:numId w:val="5"/>
         </w:numPr>
         <w:ind w:left="720" w:hanging="360"/>
+        <w:rPr/>
       </w:pPr>
       <w:r>
         <w:rPr>
